--- a/docs/02-人工智能工具使用情况说明.docx
+++ b/docs/02-人工智能工具使用情况说明.docx
@@ -179,7 +179,7 @@
         <w:pStyle w:val="ListNumber"/>
       </w:pPr>
       <w:r>
-        <w:t>甲骨文、金文、小篆、隶书的字形笔画由学生参照公开资料手工绘制为矢量路径，并逐字渲染核对；</w:t>
+        <w:t>精选 30 字的字形笔画由学生参照公开资料手工绘制为矢量路径，并逐字渲染核对；扩展 708 字的历代字形由 AI 编写的骨架化处理管线（二值化 → 细化 → 分叉合并 → 编码）从 MIT 许可的开源古文字数据集 character-evolution-dataset-1bit 自动生成，学生抽样核对样张后采用；</w:t>
       </w:r>
     </w:p>
     <w:p>
@@ -259,7 +259,7 @@
         <w:pStyle w:val="ListNumber"/>
       </w:pPr>
       <w:r>
-        <w:t>AI 工具仅用于代码辅助与文字整理，未输入、复现任何受版权保护的第三方素材；</w:t>
+        <w:t>AI 工具仅用于代码辅助与文字整理；作品中使用的开源字体（OFL 1.1）、开源手写识别模型（HanScribe，MIT）与开源古文字字形数据集（character-evolution-dataset-1bit，MIT）均为允许再分发的开源许可，已在作品与文档中注明来源；</w:t>
       </w:r>
     </w:p>
     <w:p>
@@ -283,7 +283,7 @@
         <w:pStyle w:val="ListNumber"/>
       </w:pPr>
       <w:r>
-        <w:t>作品代码依赖的 Three.js 为 MIT 许可开源软件，保留其版权声明。</w:t>
+        <w:t>作品代码依赖的 Three.js（MIT）、HanScribe（MIT）与 character-evolution-dataset-1bit（MIT）为开源软件/数据，已保留其许可声明。</w:t>
       </w:r>
     </w:p>
     <w:p>

--- a/docs/02-人工智能工具使用情况说明.docx
+++ b/docs/02-人工智能工具使用情况说明.docx
@@ -179,7 +179,7 @@
         <w:pStyle w:val="ListNumber"/>
       </w:pPr>
       <w:r>
-        <w:t>精选 30 字的字形笔画由学生参照公开资料手工绘制为矢量路径，并逐字渲染核对；扩展 708 字的历代字形由 AI 编写的骨架化处理管线（二值化 → 细化 → 分叉合并 → 编码）从 MIT 许可的开源古文字数据集 character-evolution-dataset-1bit 自动生成，学生抽样核对样张后采用；</w:t>
+        <w:t>精选 30 字的字形笔画由学生参照公开资料手工绘制为矢量路径，并逐字渲染核对；扩展 14,873 字的历代字形由 AI 编写的骨架化处理管线（二值化 → 细化 → 分叉合并 → 编码）从 MIT 许可的开源古文字数据集 character-evolution-dataset-1bit 自动生成，学生抽样核对样张后采用；</w:t>
       </w:r>
     </w:p>
     <w:p>

--- a/docs/02-人工智能工具使用情况说明.docx
+++ b/docs/02-人工智能工具使用情况说明.docx
@@ -60,7 +60,7 @@
         <w:t>代码编写辅助</w:t>
       </w:r>
       <w:r>
-        <w:t>：粒子系统、GLSL 着色器、滚动叙事与交互逻辑的代码草稿生成与调试建议。</w:t>
+        <w:t>：粒子系统、GLSL 着色器、滚动叙事与交互逻辑、手写识别（HanScribe WASM 集成与评测）、名字星图与海报导出、三关认字题库与判分逻辑的代码草稿生成与调试建议。</w:t>
       </w:r>
     </w:p>
     <w:p>
@@ -219,7 +219,7 @@
         <w:pStyle w:val="ListNumber"/>
       </w:pPr>
       <w:r>
-        <w:t>文化内容：五个基础象形字的选择、五体演变的解说框架、构字互动的会意字案例设定；</w:t>
+        <w:t>文化内容：五个基础象形字的选择、五体演变的解说框架、构字互动的会意字案例设定、三关认字（认形/知义/辨体）的题库与判分设计、名字星图的互动创意；</w:t>
       </w:r>
     </w:p>
     <w:p>
@@ -235,7 +235,7 @@
         <w:pStyle w:val="ListNumber"/>
       </w:pPr>
       <w:r>
-        <w:t>技术整合：代码整合、参数调试、性能与适配测试；</w:t>
+        <w:t>技术整合：代码整合、参数调试、性能与适配测试；扩展字库管线与全量字库（14,873 字）的抽样质检。扩展字库管线与全量字库（14,873 字）的抽样质检。</w:t>
       </w:r>
     </w:p>
     <w:p>

--- a/docs/02-人工智能工具使用情况说明.docx
+++ b/docs/02-人工智能工具使用情况说明.docx
@@ -4,48 +4,74 @@
   <w:body>
     <w:p>
       <w:pPr>
-        <w:pStyle w:val="Heading1"/>
+        <w:jc w:val="center"/>
       </w:pPr>
       <w:r>
+        <w:rPr>
+          <w:rFonts w:ascii="微软雅黑" w:hAnsi="微软雅黑" w:eastAsia="微软雅黑"/>
+          <w:b/>
+          <w:sz w:val="34"/>
+        </w:rPr>
         <w:t>人工智能工具使用情况说明</w:t>
       </w:r>
     </w:p>
     <w:p>
       <w:r>
+        <w:rPr>
+          <w:rFonts w:ascii="宋体" w:hAnsi="宋体" w:eastAsia="宋体"/>
+          <w:b w:val="0"/>
+          <w:sz w:val="21"/>
+        </w:rPr>
         <w:t>（对应竞赛《作品材料提交规范》要求，以下内容可在系统模板中逐项填写）</w:t>
       </w:r>
     </w:p>
     <w:p>
-      <w:pPr>
-        <w:pStyle w:val="Heading2"/>
-      </w:pPr>
       <w:r>
+        <w:rPr>
+          <w:rFonts w:ascii="微软雅黑" w:hAnsi="微软雅黑" w:eastAsia="微软雅黑"/>
+          <w:b/>
+          <w:sz w:val="27"/>
+        </w:rPr>
         <w:t>一、是否使用人工智能工具</w:t>
       </w:r>
     </w:p>
     <w:p>
       <w:r>
+        <w:rPr>
+          <w:rFonts w:ascii="宋体" w:hAnsi="宋体" w:eastAsia="宋体"/>
+          <w:b w:val="0"/>
+          <w:sz w:val="21"/>
+        </w:rPr>
         <w:t>☑ 使用　☐ 未使用</w:t>
       </w:r>
     </w:p>
     <w:p>
-      <w:pPr>
-        <w:pStyle w:val="Heading2"/>
-      </w:pPr>
       <w:r>
+        <w:rPr>
+          <w:rFonts w:ascii="微软雅黑" w:hAnsi="微软雅黑" w:eastAsia="微软雅黑"/>
+          <w:b/>
+          <w:sz w:val="27"/>
+        </w:rPr>
         <w:t>二、工具或模型名称</w:t>
       </w:r>
     </w:p>
     <w:p>
       <w:r>
+        <w:rPr>
+          <w:rFonts w:ascii="宋体" w:hAnsi="宋体" w:eastAsia="宋体"/>
+          <w:b w:val="0"/>
+          <w:sz w:val="21"/>
+        </w:rPr>
         <w:t>DeepSeek 系列大语言模型（DeepSeek-V3 / DeepSeek-R1 等版本），通过 opencode 命令行编程助手调用。使用形态为"对话式辅助"，未使用图像生成、音频生成类 AI 工具。</w:t>
       </w:r>
     </w:p>
     <w:p>
-      <w:pPr>
-        <w:pStyle w:val="Heading2"/>
-      </w:pPr>
       <w:r>
+        <w:rPr>
+          <w:rFonts w:ascii="微软雅黑" w:hAnsi="微软雅黑" w:eastAsia="微软雅黑"/>
+          <w:b/>
+          <w:sz w:val="27"/>
+        </w:rPr>
         <w:t>三、使用环节</w:t>
       </w:r>
     </w:p>
@@ -55,11 +81,18 @@
       </w:pPr>
       <w:r>
         <w:rPr>
+          <w:rFonts w:ascii="宋体" w:hAnsi="宋体" w:eastAsia="宋体"/>
           <w:b/>
+          <w:sz w:val="21"/>
         </w:rPr>
         <w:t>代码编写辅助</w:t>
       </w:r>
       <w:r>
+        <w:rPr>
+          <w:rFonts w:ascii="宋体" w:hAnsi="宋体" w:eastAsia="宋体"/>
+          <w:b w:val="0"/>
+          <w:sz w:val="21"/>
+        </w:rPr>
         <w:t>：粒子系统、GLSL 着色器、滚动叙事与交互逻辑、手写识别（HanScribe WASM 集成与评测）、名字星图与海报导出、三关认字题库与判分逻辑的代码草稿生成与调试建议。</w:t>
       </w:r>
     </w:p>
@@ -69,11 +102,18 @@
       </w:pPr>
       <w:r>
         <w:rPr>
+          <w:rFonts w:ascii="宋体" w:hAnsi="宋体" w:eastAsia="宋体"/>
           <w:b/>
+          <w:sz w:val="21"/>
         </w:rPr>
         <w:t>代码审查与排错</w:t>
       </w:r>
       <w:r>
+        <w:rPr>
+          <w:rFonts w:ascii="宋体" w:hAnsi="宋体" w:eastAsia="宋体"/>
+          <w:b w:val="0"/>
+          <w:sz w:val="21"/>
+        </w:rPr>
         <w:t>：对报错信息、渲染效果问题的分析建议。</w:t>
       </w:r>
     </w:p>
@@ -83,11 +123,18 @@
       </w:pPr>
       <w:r>
         <w:rPr>
+          <w:rFonts w:ascii="宋体" w:hAnsi="宋体" w:eastAsia="宋体"/>
           <w:b/>
+          <w:sz w:val="21"/>
         </w:rPr>
         <w:t>文案整理</w:t>
       </w:r>
       <w:r>
+        <w:rPr>
+          <w:rFonts w:ascii="宋体" w:hAnsi="宋体" w:eastAsia="宋体"/>
+          <w:b w:val="0"/>
+          <w:sz w:val="21"/>
+        </w:rPr>
         <w:t>：章节解说文字的润色、说明文档与答辩材料的排版整理。</w:t>
       </w:r>
     </w:p>
@@ -97,19 +144,28 @@
       </w:pPr>
       <w:r>
         <w:rPr>
+          <w:rFonts w:ascii="宋体" w:hAnsi="宋体" w:eastAsia="宋体"/>
           <w:b/>
+          <w:sz w:val="21"/>
         </w:rPr>
         <w:t>未使用环节</w:t>
       </w:r>
       <w:r>
+        <w:rPr>
+          <w:rFonts w:ascii="宋体" w:hAnsi="宋体" w:eastAsia="宋体"/>
+          <w:b w:val="0"/>
+          <w:sz w:val="21"/>
+        </w:rPr>
         <w:t>：作品画面、音效、字形数据、数据可视化图表均未使用 AI 生成内容；未使用 AI 生成图片、视频或音频文件。</w:t>
       </w:r>
     </w:p>
     <w:p>
-      <w:pPr>
-        <w:pStyle w:val="Heading2"/>
-      </w:pPr>
       <w:r>
+        <w:rPr>
+          <w:rFonts w:ascii="微软雅黑" w:hAnsi="微软雅黑" w:eastAsia="微软雅黑"/>
+          <w:b/>
+          <w:sz w:val="27"/>
+        </w:rPr>
         <w:t>四、主要工作流</w:t>
       </w:r>
     </w:p>
@@ -118,6 +174,11 @@
         <w:pStyle w:val="ListNumber"/>
       </w:pPr>
       <w:r>
+        <w:rPr>
+          <w:rFonts w:ascii="宋体" w:hAnsi="宋体" w:eastAsia="宋体"/>
+          <w:b w:val="0"/>
+          <w:sz w:val="21"/>
+        </w:rPr>
         <w:t>参赛学生确定创意方向、作品结构与视觉风格（人工主导）；</w:t>
       </w:r>
     </w:p>
@@ -126,6 +187,11 @@
         <w:pStyle w:val="ListNumber"/>
       </w:pPr>
       <w:r>
+        <w:rPr>
+          <w:rFonts w:ascii="宋体" w:hAnsi="宋体" w:eastAsia="宋体"/>
+          <w:b w:val="0"/>
+          <w:sz w:val="21"/>
+        </w:rPr>
         <w:t>学生提出功能需求，AI 生成代码/文案草稿；</w:t>
       </w:r>
     </w:p>
@@ -134,6 +200,11 @@
         <w:pStyle w:val="ListNumber"/>
       </w:pPr>
       <w:r>
+        <w:rPr>
+          <w:rFonts w:ascii="宋体" w:hAnsi="宋体" w:eastAsia="宋体"/>
+          <w:b w:val="0"/>
+          <w:sz w:val="21"/>
+        </w:rPr>
         <w:t>学生在本地运行作品、截图比对、提出修改意见（人工验证）；</w:t>
       </w:r>
     </w:p>
@@ -142,6 +213,11 @@
         <w:pStyle w:val="ListNumber"/>
       </w:pPr>
       <w:r>
+        <w:rPr>
+          <w:rFonts w:ascii="宋体" w:hAnsi="宋体" w:eastAsia="宋体"/>
+          <w:b w:val="0"/>
+          <w:sz w:val="21"/>
+        </w:rPr>
         <w:t>AI 按反馈修改，学生再次验证；</w:t>
       </w:r>
     </w:p>
@@ -150,19 +226,31 @@
         <w:pStyle w:val="ListNumber"/>
       </w:pPr>
       <w:r>
+        <w:rPr>
+          <w:rFonts w:ascii="宋体" w:hAnsi="宋体" w:eastAsia="宋体"/>
+          <w:b w:val="0"/>
+          <w:sz w:val="21"/>
+        </w:rPr>
         <w:t>循环迭代直至功能与视觉达标，学生对全部内容进行终审。</w:t>
       </w:r>
     </w:p>
     <w:p>
       <w:r>
-        <w:t>全过程保留对话记录与代码版本，可按评审要求提供。</w:t>
+        <w:rPr>
+          <w:rFonts w:ascii="宋体" w:hAnsi="宋体" w:eastAsia="宋体"/>
+          <w:b w:val="0"/>
+          <w:sz w:val="21"/>
+        </w:rPr>
+        <w:t>全过程保留开发记录与代码版本历史，可按评审要求提供。</w:t>
       </w:r>
     </w:p>
     <w:p>
-      <w:pPr>
-        <w:pStyle w:val="Heading2"/>
-      </w:pPr>
       <w:r>
+        <w:rPr>
+          <w:rFonts w:ascii="微软雅黑" w:hAnsi="微软雅黑" w:eastAsia="微软雅黑"/>
+          <w:b/>
+          <w:sz w:val="27"/>
+        </w:rPr>
         <w:t>五、人工筛选与修改过程</w:t>
       </w:r>
     </w:p>
@@ -171,6 +259,11 @@
         <w:pStyle w:val="ListNumber"/>
       </w:pPr>
       <w:r>
+        <w:rPr>
+          <w:rFonts w:ascii="宋体" w:hAnsi="宋体" w:eastAsia="宋体"/>
+          <w:b w:val="0"/>
+          <w:sz w:val="21"/>
+        </w:rPr>
         <w:t>所有 AI 生成代码均经学生逐段阅读、运行测试后方才采用，关键效果（粒子采样、形态过渡、配色、动效节奏）由学生多次人工调整参数达成；</w:t>
       </w:r>
     </w:p>
@@ -179,6 +272,11 @@
         <w:pStyle w:val="ListNumber"/>
       </w:pPr>
       <w:r>
+        <w:rPr>
+          <w:rFonts w:ascii="宋体" w:hAnsi="宋体" w:eastAsia="宋体"/>
+          <w:b w:val="0"/>
+          <w:sz w:val="21"/>
+        </w:rPr>
         <w:t>精选 30 字的字形笔画由学生参照公开资料手工绘制为矢量路径，并逐字渲染核对；扩展 14,873 字的历代字形由 AI 编写的骨架化处理管线（二值化 → 细化 → 分叉合并 → 编码）从 MIT 许可的开源古文字数据集 character-evolution-dataset-1bit 自动生成，学生抽样核对样张后采用；</w:t>
       </w:r>
     </w:p>
@@ -187,6 +285,11 @@
         <w:pStyle w:val="ListNumber"/>
       </w:pPr>
       <w:r>
+        <w:rPr>
+          <w:rFonts w:ascii="宋体" w:hAnsi="宋体" w:eastAsia="宋体"/>
+          <w:b w:val="0"/>
+          <w:sz w:val="21"/>
+        </w:rPr>
         <w:t>章节解说文案由学生确定内容要点并逐句审定，确保文化表述准确；</w:t>
       </w:r>
     </w:p>
@@ -195,14 +298,21 @@
         <w:pStyle w:val="ListNumber"/>
       </w:pPr>
       <w:r>
+        <w:rPr>
+          <w:rFonts w:ascii="宋体" w:hAnsi="宋体" w:eastAsia="宋体"/>
+          <w:b w:val="0"/>
+          <w:sz w:val="21"/>
+        </w:rPr>
         <w:t>字量数据由学生查阅公开出版物与统计口径后录入。</w:t>
       </w:r>
     </w:p>
     <w:p>
-      <w:pPr>
-        <w:pStyle w:val="Heading2"/>
-      </w:pPr>
       <w:r>
+        <w:rPr>
+          <w:rFonts w:ascii="微软雅黑" w:hAnsi="微软雅黑" w:eastAsia="微软雅黑"/>
+          <w:b/>
+          <w:sz w:val="27"/>
+        </w:rPr>
         <w:t>六、参赛团队原创贡献</w:t>
       </w:r>
     </w:p>
@@ -211,6 +321,11 @@
         <w:pStyle w:val="ListNumber"/>
       </w:pPr>
       <w:r>
+        <w:rPr>
+          <w:rFonts w:ascii="宋体" w:hAnsi="宋体" w:eastAsia="宋体"/>
+          <w:b w:val="0"/>
+          <w:sz w:val="21"/>
+        </w:rPr>
         <w:t>创意构思与选题：《字·生》主题、"粒子即笔墨"的核心表现方式；</w:t>
       </w:r>
     </w:p>
@@ -219,6 +334,11 @@
         <w:pStyle w:val="ListNumber"/>
       </w:pPr>
       <w:r>
+        <w:rPr>
+          <w:rFonts w:ascii="宋体" w:hAnsi="宋体" w:eastAsia="宋体"/>
+          <w:b w:val="0"/>
+          <w:sz w:val="21"/>
+        </w:rPr>
         <w:t>文化内容：五个基础象形字的选择、五体演变的解说框架、构字互动的会意字案例设定、三关认字（认形/知义/辨体）的题库与判分设计、名字星图的互动创意；</w:t>
       </w:r>
     </w:p>
@@ -227,6 +347,11 @@
         <w:pStyle w:val="ListNumber"/>
       </w:pPr>
       <w:r>
+        <w:rPr>
+          <w:rFonts w:ascii="宋体" w:hAnsi="宋体" w:eastAsia="宋体"/>
+          <w:b w:val="0"/>
+          <w:sz w:val="21"/>
+        </w:rPr>
         <w:t>设计制作：视觉风格、五幕配色体系、页面版式、交互流程设计；</w:t>
       </w:r>
     </w:p>
@@ -235,6 +360,11 @@
         <w:pStyle w:val="ListNumber"/>
       </w:pPr>
       <w:r>
+        <w:rPr>
+          <w:rFonts w:ascii="宋体" w:hAnsi="宋体" w:eastAsia="宋体"/>
+          <w:b w:val="0"/>
+          <w:sz w:val="21"/>
+        </w:rPr>
         <w:t>技术整合：代码整合、参数调试、性能与适配测试；扩展字库管线与全量字库（14,873 字）的抽样质检。扩展字库管线与全量字库（14,873 字）的抽样质检。</w:t>
       </w:r>
     </w:p>
@@ -243,14 +373,21 @@
         <w:pStyle w:val="ListNumber"/>
       </w:pPr>
       <w:r>
+        <w:rPr>
+          <w:rFonts w:ascii="宋体" w:hAnsi="宋体" w:eastAsia="宋体"/>
+          <w:b w:val="0"/>
+          <w:sz w:val="21"/>
+        </w:rPr>
         <w:t>成果材料：演示视频策划与录制、说明文档与答辩材料制作。</w:t>
       </w:r>
     </w:p>
     <w:p>
-      <w:pPr>
-        <w:pStyle w:val="Heading2"/>
-      </w:pPr>
       <w:r>
+        <w:rPr>
+          <w:rFonts w:ascii="微软雅黑" w:hAnsi="微软雅黑" w:eastAsia="微软雅黑"/>
+          <w:b/>
+          <w:sz w:val="27"/>
+        </w:rPr>
         <w:t>七、版权与数据合规</w:t>
       </w:r>
     </w:p>
@@ -259,6 +396,11 @@
         <w:pStyle w:val="ListNumber"/>
       </w:pPr>
       <w:r>
+        <w:rPr>
+          <w:rFonts w:ascii="宋体" w:hAnsi="宋体" w:eastAsia="宋体"/>
+          <w:b w:val="0"/>
+          <w:sz w:val="21"/>
+        </w:rPr>
         <w:t>AI 工具仅用于代码辅助与文字整理；作品中使用的开源字体（OFL 1.1）、开源手写识别模型（HanScribe，MIT）与开源古文字字形数据集（character-evolution-dataset-1bit，MIT）均为允许再分发的开源许可，已在作品与文档中注明来源；</w:t>
       </w:r>
     </w:p>
@@ -267,6 +409,11 @@
         <w:pStyle w:val="ListNumber"/>
       </w:pPr>
       <w:r>
+        <w:rPr>
+          <w:rFonts w:ascii="宋体" w:hAnsi="宋体" w:eastAsia="宋体"/>
+          <w:b w:val="0"/>
+          <w:sz w:val="21"/>
+        </w:rPr>
         <w:t>作品未使用 AI 生成的图像、音频、视频素材，无需生成合成内容标识；作品画面与音效均为程序实时生成；</w:t>
       </w:r>
     </w:p>
@@ -275,6 +422,11 @@
         <w:pStyle w:val="ListNumber"/>
       </w:pPr>
       <w:r>
+        <w:rPr>
+          <w:rFonts w:ascii="宋体" w:hAnsi="宋体" w:eastAsia="宋体"/>
+          <w:b w:val="0"/>
+          <w:sz w:val="21"/>
+        </w:rPr>
         <w:t>引用的字量数据来源于《说文解字》《康熙字典》《通用规范汉字表》及甲骨学公开统计，均在文档中注明；</w:t>
       </w:r>
     </w:p>
@@ -283,24 +435,41 @@
         <w:pStyle w:val="ListNumber"/>
       </w:pPr>
       <w:r>
+        <w:rPr>
+          <w:rFonts w:ascii="宋体" w:hAnsi="宋体" w:eastAsia="宋体"/>
+          <w:b w:val="0"/>
+          <w:sz w:val="21"/>
+        </w:rPr>
         <w:t>作品代码依赖的 Three.js（MIT）、HanScribe（MIT）与 character-evolution-dataset-1bit（MIT）为开源软件/数据，已保留其许可声明。</w:t>
       </w:r>
     </w:p>
     <w:p>
-      <w:pPr>
-        <w:pStyle w:val="Heading2"/>
-      </w:pPr>
       <w:r>
+        <w:rPr>
+          <w:rFonts w:ascii="微软雅黑" w:hAnsi="微软雅黑" w:eastAsia="微软雅黑"/>
+          <w:b/>
+          <w:sz w:val="27"/>
+        </w:rPr>
         <w:t>八、备注</w:t>
       </w:r>
     </w:p>
     <w:p>
       <w:r>
-        <w:t>本说明内容真实、完整。如评审需要，可提供 AI 对话记录、代码提交版本历史与本地测试截图作为佐证材料。</w:t>
+        <w:rPr>
+          <w:rFonts w:ascii="宋体" w:hAnsi="宋体" w:eastAsia="宋体"/>
+          <w:b w:val="0"/>
+          <w:sz w:val="21"/>
+        </w:rPr>
+        <w:t>本说明内容真实、完整。如评审需要，可提供开发过程记录、代码提交版本历史与本地测试截图作为佐证材料。</w:t>
       </w:r>
     </w:p>
     <w:p>
       <w:r>
+        <w:rPr>
+          <w:rFonts w:ascii="宋体" w:hAnsi="宋体" w:eastAsia="宋体"/>
+          <w:b w:val="0"/>
+          <w:sz w:val="21"/>
+        </w:rPr>
         <w:t>作者签名：________　　日期：2026 年 10 月 __ 日</w:t>
       </w:r>
     </w:p>
@@ -678,7 +847,7 @@
     <w:qFormat/>
     <w:rsid w:val="00FC693F"/>
     <w:rPr>
-      <w:rFonts w:ascii="Calibri" w:hAnsi="Calibri" w:eastAsia="宋体"/>
+      <w:rFonts w:ascii="宋体" w:hAnsi="宋体" w:eastAsia="宋体"/>
       <w:sz w:val="21"/>
     </w:rPr>
   </w:style>
@@ -741,11 +910,11 @@
       <w:outlineLvl w:val="0"/>
     </w:pPr>
     <w:rPr>
-      <w:rFonts w:asciiTheme="majorHAnsi" w:eastAsiaTheme="majorEastAsia" w:hAnsiTheme="majorHAnsi" w:cstheme="majorBidi" w:ascii="Calibri" w:hAnsi="Calibri" w:eastAsia="黑体"/>
+      <w:rFonts w:asciiTheme="majorHAnsi" w:eastAsiaTheme="majorEastAsia" w:hAnsiTheme="majorHAnsi" w:cstheme="majorBidi"/>
       <w:b/>
       <w:bCs/>
-      <w:color w:val="1F3B57"/>
-      <w:sz w:val="32"/>
+      <w:color w:val="365F91" w:themeColor="accent1" w:themeShade="BF"/>
+      <w:sz w:val="28"/>
       <w:szCs w:val="28"/>
     </w:rPr>
   </w:style>
@@ -765,11 +934,11 @@
       <w:outlineLvl w:val="1"/>
     </w:pPr>
     <w:rPr>
-      <w:rFonts w:asciiTheme="majorHAnsi" w:eastAsiaTheme="majorEastAsia" w:hAnsiTheme="majorHAnsi" w:cstheme="majorBidi" w:ascii="Calibri" w:hAnsi="Calibri" w:eastAsia="黑体"/>
+      <w:rFonts w:asciiTheme="majorHAnsi" w:eastAsiaTheme="majorEastAsia" w:hAnsiTheme="majorHAnsi" w:cstheme="majorBidi"/>
       <w:b/>
       <w:bCs/>
-      <w:color w:val="1F3B57"/>
-      <w:sz w:val="28"/>
+      <w:color w:val="4F81BD" w:themeColor="accent1"/>
+      <w:sz w:val="26"/>
       <w:szCs w:val="26"/>
     </w:rPr>
   </w:style>
@@ -789,11 +958,10 @@
       <w:outlineLvl w:val="2"/>
     </w:pPr>
     <w:rPr>
-      <w:rFonts w:asciiTheme="majorHAnsi" w:eastAsiaTheme="majorEastAsia" w:hAnsiTheme="majorHAnsi" w:cstheme="majorBidi" w:ascii="Calibri" w:hAnsi="Calibri" w:eastAsia="黑体"/>
+      <w:rFonts w:asciiTheme="majorHAnsi" w:eastAsiaTheme="majorEastAsia" w:hAnsiTheme="majorHAnsi" w:cstheme="majorBidi"/>
       <w:b/>
       <w:bCs/>
-      <w:color w:val="1F3B57"/>
-      <w:sz w:val="24"/>
+      <w:color w:val="4F81BD" w:themeColor="accent1"/>
     </w:rPr>
   </w:style>
   <w:style w:type="paragraph" w:styleId="Heading4">

--- a/docs/02-人工智能工具使用情况说明.docx
+++ b/docs/02-人工智能工具使用情况说明.docx
@@ -313,7 +313,7 @@
           <w:b/>
           <w:sz w:val="27"/>
         </w:rPr>
-        <w:t>六、参赛团队原创贡献</w:t>
+        <w:t>六、参赛学生原创贡献</w:t>
       </w:r>
     </w:p>
     <w:p>
@@ -365,7 +365,7 @@
           <w:b w:val="0"/>
           <w:sz w:val="21"/>
         </w:rPr>
-        <w:t>技术整合：代码整合、参数调试、性能与适配测试；扩展字库管线与全量字库（14,873 字）的抽样质检。扩展字库管线与全量字库（14,873 字）的抽样质检。</w:t>
+        <w:t>技术整合：代码整合、参数调试、性能与适配测试；扩展字库管线与全量字库（14,873 字）的抽样质检。</w:t>
       </w:r>
     </w:p>
     <w:p>

--- a/docs/02-人工智能工具使用情况说明.docx
+++ b/docs/02-人工智能工具使用情况说明.docx
@@ -440,7 +440,7 @@
           <w:b w:val="0"/>
           <w:sz w:val="21"/>
         </w:rPr>
-        <w:t>作品代码依赖的 Three.js（MIT）、HanScribe（MIT）与 character-evolution-dataset-1bit（MIT）为开源软件/数据，已保留其许可声明。</w:t>
+        <w:t>作品代码依赖的 Three.js（MIT）、HanScribe（MIT）与 character-evolution-dataset-1bit（MIT）为开源软件/数据，已保留其许可声明；构字结构拆解取自 CCD 汉字拆解表（Wikimedia Commons 项目页整理，经 chinese-characters-decomposition npm 包 MIT 转发），已在作品与文档中署名。</w:t>
       </w:r>
     </w:p>
     <w:p>
